--- a/30-Ket-Qua/2026-10-10/Soan-Thao/TB_Huong-dan-su-dung-cong-cu-AI-KTC-Quan-tri_20261010_v9_ban-sach.docx
+++ b/30-Ket-Qua/2026-10-10/Soan-Thao/TB_Huong-dan-su-dung-cong-cu-AI-KTC-Quan-tri_20261010_v9_ban-sach.docx
@@ -528,6 +528,29 @@
           <w:sz w:val="28"/>
           <w:szCs w:val="28"/>
         </w:rPr>
+        <w:t>Căn cứ Thông báo số 917/TB-CĐKT ngày 10 tháng 8 năm 2026 của Trường Cao đẳng Kon Tum kết luận của Bí thư Đảng ủy - Hiệu trưởng nhà trường tại cuộc họp giao ban công tác tuần từ ngày 10/8/2026 đến 16/8/2026;</w:t>
+      </w:r>
+    </w:p>
+    <w:p>
+      <w:pPr>
+        <w:widowControl w:val="0"/>
+        <w:spacing w:before="120" w:after="120"/>
+        <w:ind w:firstLine="720"/>
+        <w:jc w:val="both"/>
+        <w:rPr>
+          <w:i/>
+          <w:iCs/>
+          <w:sz w:val="28"/>
+          <w:szCs w:val="28"/>
+        </w:rPr>
+      </w:pPr>
+      <w:r>
+        <w:rPr>
+          <w:i/>
+          <w:iCs/>
+          <w:sz w:val="28"/>
+          <w:szCs w:val="28"/>
+        </w:rPr>
         <w:t>Căn cứ Kế hoạch số 848/KH-CĐKT ngày 03 tháng 9 năm 2026 của Trường Cao đẳng Kon Tum phát triển các công cụ trí tuệ nhân tạo hỗ trợ thực hiện nhiệm vụ của các đơn vị thuộc Trường năm 2026, 2027;</w:t>
       </w:r>
     </w:p>
@@ -551,7 +574,7 @@
           <w:sz w:val="28"/>
           <w:szCs w:val="28"/>
         </w:rPr>
-        <w:t>Căn cứ Thông báo số 1056/TB-CĐKT ngày 16 tháng 9 năm 2026 của Trường Cao đẳng Kon Tum hướng dẫn sử dụng Skill “tao-skill-va-prompt-chuan” để xây dựng các Skill chuyên dụng phục vụ công việc tại các đơn vị thuộc Trường;</w:t>
+        <w:t>Căn cứ Thông báo số 1056/TB-CĐKT ngày 16 tháng 9 năm 2026 của Trường Cao đẳng Kon Tum hướng dẫn sử dụng Skill “tao-skill-va-prompt-chuan” để xây dựng các Skill chuyên dụng phục vụ công việc tại các đơn vị thuộc Trường.</w:t>
       </w:r>
     </w:p>
     <w:p>
@@ -561,20 +584,16 @@
         <w:ind w:firstLine="720"/>
         <w:jc w:val="both"/>
         <w:rPr>
-          <w:i/>
-          <w:iCs/>
           <w:sz w:val="28"/>
           <w:szCs w:val="28"/>
         </w:rPr>
       </w:pPr>
       <w:r>
         <w:rPr>
-          <w:i/>
-          <w:iCs/>
           <w:sz w:val="28"/>
           <w:szCs w:val="28"/>
         </w:rPr>
-        <w:t>Căn cứ Thông báo số 917/TB-CĐKT ngày 10 tháng 8 năm 2026 của Trường Cao đẳng Kon Tum kết luận của Bí thư Đảng ủy - Hiệu trưởng nhà trường tại cuộc họp giao ban công tác tuần từ ngày 10/8/2026 đến 16/8/2026.</w:t>
+        <w:t>Nhằm thống nhất cách thức xây dựng kế hoạch, báo cáo kết quả công tác định kỳ theo Thông báo số 736/TB-CĐKT ngày 25 tháng 6 năm 2026 của Trường Cao đẳng Kon Tum hướng dẫn xây dựng kế hoạch và báo cáo kết quả công tác định kỳ và 6 trục kết quả trọng tâm theo Thông báo số 817/TB-CĐKT ngày 14 tháng 7 năm 2026 của Trường Cao đẳng Kon Tum nội hàm 6 trục kết quả trọng tâm theo Hướng dẫn số 02-HD/BTCTW ngày 22/5/2026 của Ban Tổ chức Trung ương; theo dõi nhiệm vụ từ khi giao đến khi có kết quả, minh chứng; hỗ trợ viên chức, người lao động lập kế hoạch và tự đánh giá KPI cá nhân theo Quyết định số 1923/QĐ-CĐKT ngày 30 tháng 8 năm 2026 của Hiệu trưởng Trường Cao đẳng Kon Tum ban hành Quy chế đánh giá, xếp loại chất lượng tập thể, cá nhân gắn với Chỉ số đánh giá hiệu quả công việc (KPI), Trường Cao đẳng Kon Tum thông báo hướng dẫn sử dụng bộ công cụ trí tuệ nhân tạo KTC-Quan-tri (sau đây gọi là Bộ công cụ), cụ thể như sau:</w:t>
       </w:r>
     </w:p>
     <w:p>
@@ -584,16 +603,365 @@
         <w:ind w:firstLine="720"/>
         <w:jc w:val="both"/>
         <w:rPr>
+          <w:b/>
+          <w:bCs/>
+          <w:iCs/>
           <w:sz w:val="28"/>
           <w:szCs w:val="28"/>
         </w:rPr>
       </w:pPr>
       <w:r>
         <w:rPr>
+          <w:b/>
+          <w:bCs/>
+          <w:iCs/>
           <w:sz w:val="28"/>
           <w:szCs w:val="28"/>
         </w:rPr>
-        <w:t>Nhằm thống nhất cách thức xây dựng kế hoạch, báo cáo kết quả công tác định kỳ theo Thông báo số 736/TB-CĐKT ngày 25 tháng 6 năm 2026 và 6 trục kết quả trọng tâm theo Thông báo số 817/TB-CĐKT ngày 14 tháng 7 năm 2026; theo dõi nhiệm vụ từ khi giao đến khi có kết quả, minh chứng; hỗ trợ viên chức, người lao động lập kế hoạch và tự đánh giá KPI cá nhân theo Quyết định số 1923/QĐ-CĐKT ngày 30 tháng 8 năm 2026, Trường Cao đẳng Kon Tum thông báo hướng dẫn sử dụng bộ công cụ trí tuệ nhân tạo KTC-Quan-tri (sau đây gọi là Bộ công cụ), cụ thể như sau:</w:t>
+        <w:t>I. GIỚI THIỆU VỀ BỘ CÔNG CỤ</w:t>
+      </w:r>
+    </w:p>
+    <w:p>
+      <w:pPr>
+        <w:keepNext/>
+        <w:spacing w:before="120" w:after="120"/>
+        <w:ind w:firstLine="720"/>
+        <w:jc w:val="both"/>
+        <w:rPr>
+          <w:sz w:val="28"/>
+        </w:rPr>
+      </w:pPr>
+      <w:r>
+        <w:rPr>
+          <w:b/>
+          <w:sz w:val="28"/>
+        </w:rPr>
+        <w:lastRenderedPageBreak/>
+        <w:t>1. Giới thiệu chung</w:t>
+      </w:r>
+    </w:p>
+    <w:p>
+      <w:pPr>
+        <w:spacing w:before="120" w:after="120"/>
+        <w:ind w:firstLine="720"/>
+        <w:jc w:val="both"/>
+        <w:rPr>
+          <w:sz w:val="28"/>
+        </w:rPr>
+      </w:pPr>
+      <w:r>
+        <w:rPr>
+          <w:sz w:val="28"/>
+        </w:rPr>
+        <w:t>a) Bộ công cụ do Phòng TH-HC&amp;QT xây dựng theo nội dung 1 và nội dung 2 Kế hoạch số 848/KH-CĐKT, phục vụ chu trình quản trị nhiệm vụ khép kín: Kế hoạch – giao việc – theo dõi – kết quả, minh chứng – báo cáo – đánh giá – điều chỉnh kế hoạch. Mỗi nhiệm vụ được gắn một mã nhiệm vụ (Task_ID) dùng xuyên suốt từ kế hoạch đến báo cáo và minh chứng; Bộ công cụ khai thác kho dữ liệu dùng chung KTC-Database trên Google Drive (Phòng TH-HC&amp;QT quản lý).</w:t>
+      </w:r>
+    </w:p>
+    <w:p>
+      <w:pPr>
+        <w:spacing w:before="120" w:after="120"/>
+        <w:ind w:firstLine="720"/>
+        <w:jc w:val="both"/>
+        <w:rPr>
+          <w:sz w:val="28"/>
+        </w:rPr>
+      </w:pPr>
+      <w:r>
+        <w:rPr>
+          <w:sz w:val="28"/>
+        </w:rPr>
+        <w:t>b) Khác với các công cụ AI nhà trường đã hướng dẫn trước đây (mỗi công cụ là một kỹ năng – skill, gồm tệp hướng dẫn SKILL.md và tài liệu kèm theo), KTC-Quan-tri được đóng gói dưới dạng plugin (bộ công cụ tích hợp) trên nền tảng Claude AI, gồm các thành phần:</w:t>
+      </w:r>
+    </w:p>
+    <w:p>
+      <w:pPr>
+        <w:spacing w:before="120" w:after="120"/>
+        <w:ind w:firstLine="720"/>
+        <w:jc w:val="both"/>
+        <w:rPr>
+          <w:sz w:val="28"/>
+        </w:rPr>
+      </w:pPr>
+      <w:r>
+        <w:rPr>
+          <w:sz w:val="28"/>
+        </w:rPr>
+        <w:t>- 8 kỹ năng (skills): Xây dựng kế hoạch; tổng hợp báo cáo; theo dõi nhiệm vụ; quản trị, điều phối; lập KPI cá nhân; tự đánh giá KPI cá nhân; soạn thảo văn bản; chuẩn thể thức sản phẩm. Claude tự chọn kỹ năng phù hợp với yêu cầu; đối với việc lập, tự đánh giá KPI cá nhân, báo cáo (kể cả viết đoạn đánh giá, tổng hợp bảng kết quả) hoặc có dữ liệu cá nhân, người dùng gọi đích danh kỹ năng (gõ “/”) hoặc kiểm tra kỹ năng đã được kích hoạt trước khi dùng kết quả; kết quả không có phần ghi trạng thái ở cuối là dấu hiệu kỹ năng chưa được kích hoạt.</w:t>
+      </w:r>
+    </w:p>
+    <w:p>
+      <w:pPr>
+        <w:spacing w:before="120" w:after="120"/>
+        <w:ind w:firstLine="720"/>
+        <w:jc w:val="both"/>
+        <w:rPr>
+          <w:sz w:val="28"/>
+        </w:rPr>
+      </w:pPr>
+      <w:r>
+        <w:rPr>
+          <w:sz w:val="28"/>
+        </w:rPr>
+        <w:t>- 7 tác tử kiểm tra (agents): Chạy độc lập để kiểm hồ sơ kế hoạch, báo cáo của đơn vị; tra cứu căn cứ; kiểm tra sản phẩm trước khi giao; quét hiệu lực văn bản viện dẫn; kiểm minh chứng; tự học và đề xuất cải tiến.</w:t>
+      </w:r>
+    </w:p>
+    <w:p>
+      <w:pPr>
+        <w:spacing w:before="120" w:after="120"/>
+        <w:ind w:firstLine="720"/>
+        <w:jc w:val="both"/>
+        <w:rPr>
+          <w:sz w:val="28"/>
+        </w:rPr>
+      </w:pPr>
+      <w:r>
+        <w:rPr>
+          <w:sz w:val="28"/>
+        </w:rPr>
+        <w:t>- Các thao tác tự động (hooks) trên Claude Cowork và Claude Code (đầy đủ từ phiên bản 1.3.2): Tự kiểm tra phiên bản; chặn các thao tác ghi, xóa đã nhận dạng được đối với kho KTC-Database và biểu mẫu chuẩn, chặn cả lệnh có nhắc tới kho, có dấu hiệu ghi nhưng không xác định được nơi ghi; đo thể thức tệp vừa tạo; ghi nhật ký vận hành, theo mặc định chỉ gồm thông tin mô tả, không ghi nội dung lời nhắn, câu lệnh (trừ khi người dùng chủ động chọn ghi), tự xóa sau 30 ngày. Thao tác chặn ghi là biện pháp hỗ trợ, không nhận dạng được lệnh đã mã hóa, biến hoặc liên kết đặt từ trước, chương trình viết sẵn trong tệp và không chạy khi máy thiếu Python; khi đầu phiên không hiện dòng “guard: HOẠT ĐỘNG”, người dùng chỉ dùng Bộ công cụ để đọc, soạn nháp, không để AI ghi, sửa tệp trên máy. Phân quyền chỉ đọc kho KTC-Database trên Google Drive là biện pháp bảo vệ chính.</w:t>
+      </w:r>
+    </w:p>
+    <w:p>
+      <w:pPr>
+        <w:spacing w:before="120" w:after="120"/>
+        <w:ind w:firstLine="720"/>
+        <w:jc w:val="both"/>
+        <w:rPr>
+          <w:sz w:val="28"/>
+        </w:rPr>
+      </w:pPr>
+      <w:r>
+        <w:rPr>
+          <w:sz w:val="28"/>
+        </w:rPr>
+        <w:t>- Các công cụ tính toán (script): Tính điểm, hệ số, tỷ lệ KPI, kiểm tra biểu mẫu Excel bằng thuật toán cố định, không phụ thuộc cách diễn đạt của AI.</w:t>
+      </w:r>
+    </w:p>
+    <w:p>
+      <w:pPr>
+        <w:spacing w:before="120" w:after="120"/>
+        <w:ind w:firstLine="720"/>
+        <w:jc w:val="both"/>
+        <w:rPr>
+          <w:sz w:val="28"/>
+        </w:rPr>
+      </w:pPr>
+      <w:r>
+        <w:rPr>
+          <w:sz w:val="28"/>
+        </w:rPr>
+        <w:t>c) Nền tảng sử dụng: Bộ công cụ vận hành trên 3 nền tảng của Claude AI, mỗi nền tảng chạy được một phần hoặc toàn bộ thành phần:</w:t>
+      </w:r>
+    </w:p>
+    <w:p>
+      <w:pPr>
+        <w:spacing w:before="120" w:after="120"/>
+        <w:ind w:firstLine="720"/>
+        <w:jc w:val="both"/>
+        <w:rPr>
+          <w:sz w:val="28"/>
+        </w:rPr>
+      </w:pPr>
+      <w:r>
+        <w:rPr>
+          <w:sz w:val="28"/>
+        </w:rPr>
+        <w:t>- Claude (trò chuyện trên trình duyệt hoặc ứng dụng Claude Desktop): Dùng được 8 kỹ năng; phù hợp lập kế hoạch, báo cáo của đơn vị, KPI cá nhân, soạn thảo văn bản; không có tác tử kiểm tra, thao tác tự động và chỉ xử lý nguồn dữ liệu người dùng chủ động cung cấp hoặc cho phép kết nối.</w:t>
+      </w:r>
+    </w:p>
+    <w:p>
+      <w:pPr>
+        <w:spacing w:before="120" w:after="120"/>
+        <w:ind w:firstLine="720"/>
+        <w:jc w:val="both"/>
+        <w:rPr>
+          <w:sz w:val="28"/>
+        </w:rPr>
+      </w:pPr>
+      <w:r>
+        <w:rPr>
+          <w:sz w:val="28"/>
+        </w:rPr>
+        <w:t>- Claude Cowork (trong ứng dụng Claude Desktop): Dùng được kỹ năng, tác tử kiểm tra và thao tác tự động; làm việc trực tiếp với tệp trên máy tính khi được cấp quyền; phù hợp tổng hợp nhiều hồ sơ đơn vị.</w:t>
+      </w:r>
+    </w:p>
+    <w:p>
+      <w:pPr>
+        <w:spacing w:before="120" w:after="120"/>
+        <w:ind w:firstLine="720"/>
+        <w:jc w:val="both"/>
+        <w:rPr>
+          <w:sz w:val="28"/>
+        </w:rPr>
+      </w:pPr>
+      <w:r>
+        <w:rPr>
+          <w:sz w:val="28"/>
+        </w:rPr>
+        <w:t>- Claude Code: Chạy đầy đủ mọi thành phần, là nền tảng đã được kiểm thử trên dữ liệu giả lập, đo được thể thức thật của tệp Word và theo dõi thay đổi (Track Changes); Phòng TH-HC&amp;QT sử dụng khi tổng hợp, kiểm tra cấp Trường.</w:t>
+      </w:r>
+    </w:p>
+    <w:p>
+      <w:pPr>
+        <w:spacing w:before="120" w:after="120"/>
+        <w:ind w:firstLine="720"/>
+        <w:jc w:val="both"/>
+        <w:rPr>
+          <w:sz w:val="28"/>
+        </w:rPr>
+      </w:pPr>
+      <w:r>
+        <w:rPr>
+          <w:sz w:val="28"/>
+        </w:rPr>
+        <w:t>- Trên Claude và Claude Cowork, việc đo thể thức và theo dõi thay đổi chỉ thực hiện được khi môi trường chạy được công cụ đo; trường hợp không chạy được, Bộ công cụ ghi rõ “chưa xác minh bằng công cụ đo”, người dùng không coi sản phẩm là đã đạt chuẩn thể thức.</w:t>
+      </w:r>
+    </w:p>
+    <w:p>
+      <w:pPr>
+        <w:spacing w:before="120" w:after="120"/>
+        <w:ind w:firstLine="720"/>
+        <w:jc w:val="both"/>
+        <w:rPr>
+          <w:sz w:val="28"/>
+        </w:rPr>
+      </w:pPr>
+      <w:r>
+        <w:rPr>
+          <w:b/>
+          <w:i/>
+          <w:sz w:val="28"/>
+        </w:rPr>
+        <w:t>Lưu ý:</w:t>
+      </w:r>
+    </w:p>
+    <w:p>
+      <w:pPr>
+        <w:spacing w:before="120" w:after="120"/>
+        <w:ind w:firstLine="720"/>
+        <w:jc w:val="both"/>
+        <w:rPr>
+          <w:sz w:val="28"/>
+        </w:rPr>
+      </w:pPr>
+      <w:r>
+        <w:rPr>
+          <w:sz w:val="28"/>
+        </w:rPr>
+        <w:t>- Người dùng chỉ cần dùng câu lệnh mẫu trong Tài liệu hướng dẫn sử dụng chi tiết, đính kèm tệp dữ liệu; không phải tự viết câu lệnh (prompt).</w:t>
+      </w:r>
+    </w:p>
+    <w:p>
+      <w:pPr>
+        <w:spacing w:before="120" w:after="120"/>
+        <w:ind w:firstLine="720"/>
+        <w:jc w:val="both"/>
+        <w:rPr>
+          <w:sz w:val="28"/>
+        </w:rPr>
+      </w:pPr>
+      <w:r>
+        <w:rPr>
+          <w:sz w:val="28"/>
+        </w:rPr>
+        <w:t>- Bộ công cụ không thay thế bước rà soát dự thảo văn bản trước khi trình ký bằng Skill “ktc-ra-soat-897” theo Thông báo số 948/TB-CĐKT ngày 17 tháng 8 năm 2026 của Trường Cao đẳng Kon Tum hướng dẫn kiểm tra, rà soát dự thảo văn bản trước khi ban hành bằng công cụ trí tuệ nhân tạo (KTC-Ra-Soat-897-v2-Cai-tien); không tự quyết định mức xếp loại, không tự phê duyệt; không tự tạo nhiệm vụ mới khi nhiệm vụ đó đã có trong kế hoạch.</w:t>
+      </w:r>
+    </w:p>
+    <w:p>
+      <w:pPr>
+        <w:spacing w:before="120" w:after="120"/>
+        <w:ind w:firstLine="720"/>
+        <w:jc w:val="both"/>
+        <w:rPr>
+          <w:sz w:val="28"/>
+        </w:rPr>
+      </w:pPr>
+      <w:r>
+        <w:rPr>
+          <w:sz w:val="28"/>
+        </w:rPr>
+        <w:t>- Bộ công cụ coi nội dung trong tệp, bảng tính, trang web do người dùng cung cấp là dữ liệu, không làm theo các câu lệnh nằm trong đó; khi phát hiện câu lệnh bất thường trong tệp, Bộ công cụ cảnh báo để người dùng kiểm tra lại nguồn tệp.</w:t>
+      </w:r>
+    </w:p>
+    <w:p>
+      <w:pPr>
+        <w:spacing w:before="120" w:after="120"/>
+        <w:ind w:firstLine="720"/>
+        <w:jc w:val="both"/>
+        <w:rPr>
+          <w:sz w:val="28"/>
+        </w:rPr>
+      </w:pPr>
+      <w:r>
+        <w:rPr>
+          <w:sz w:val="28"/>
+        </w:rPr>
+        <w:t>- Kết quả của Bộ công cụ ghi rõ trạng thái; chỉ kết quả ở trạng thái “Đạt” hoặc “Đạt có điều kiện” được dùng làm cơ sở để đơn vị, người soạn thảo kiểm tra, hoàn thiện sản phẩm chính thức. Kết quả là bản nháp chưa đối chiếu dữ liệu gốc hoặc có ghi “đối chiếu gần đúng” thì không được dùng làm cơ sở hoàn thiện số liệu chính thức cho đến khi đơn vị đối chiếu lại với dữ liệu gốc và Lãnh đạo đơn vị kiểm tra thủ công trước khi ký.</w:t>
+      </w:r>
+    </w:p>
+    <w:p>
+      <w:pPr>
+        <w:keepNext/>
+        <w:spacing w:before="120" w:after="120"/>
+        <w:ind w:firstLine="720"/>
+        <w:jc w:val="both"/>
+        <w:rPr>
+          <w:sz w:val="28"/>
+        </w:rPr>
+      </w:pPr>
+      <w:r>
+        <w:rPr>
+          <w:b/>
+          <w:sz w:val="28"/>
+        </w:rPr>
+        <w:t>2. Các yêu cầu cần thiết để sử dụng</w:t>
+      </w:r>
+    </w:p>
+    <w:p>
+      <w:pPr>
+        <w:spacing w:before="120" w:after="120"/>
+        <w:ind w:firstLine="720"/>
+        <w:jc w:val="both"/>
+        <w:rPr>
+          <w:sz w:val="28"/>
+        </w:rPr>
+      </w:pPr>
+      <w:r>
+        <w:rPr>
+          <w:sz w:val="28"/>
+        </w:rPr>
+        <w:t>- Tài khoản Claude AI Team do nhà trường cấp theo Thông báo số 924/TB-CĐKT ngày 11 tháng 8 năm 2026 của Trường Cao đẳng Kon Tum hướng dẫn cài đặt, quản lý và sử dụng phần mềm trí tuệ nhân tạo Claude (gói Claude Team – Standard seat), hoặc tài khoản Claude trả phí (Pro, Max); trên tài khoản cá nhân chỉ xử lý văn bản đã ban hành, công khai hoặc dữ liệu giả lập, không xử lý dữ liệu nội bộ, dữ liệu cá nhân. Tài khoản miễn phí không sử dụng được plugin.</w:t>
+      </w:r>
+    </w:p>
+    <w:p>
+      <w:pPr>
+        <w:spacing w:before="120" w:after="120"/>
+        <w:ind w:firstLine="720"/>
+        <w:jc w:val="both"/>
+        <w:rPr>
+          <w:sz w:val="28"/>
+        </w:rPr>
+      </w:pPr>
+      <w:r>
+        <w:rPr>
+          <w:sz w:val="28"/>
+        </w:rPr>
+        <w:t>- Tài khoản Google của đơn vị được cấp quyền đọc thư mục KTC-Database; bật kết nối Google Drive trong Claude.</w:t>
+      </w:r>
+    </w:p>
+    <w:p>
+      <w:pPr>
+        <w:spacing w:before="120" w:after="120"/>
+        <w:ind w:firstLine="720"/>
+        <w:jc w:val="both"/>
+        <w:rPr>
+          <w:sz w:val="28"/>
+        </w:rPr>
+      </w:pPr>
+      <w:r>
+        <w:rPr>
+          <w:sz w:val="28"/>
+        </w:rPr>
+        <w:t>- Tệp kế hoạch, báo cáo theo đúng mẫu Phụ lục Thông báo số 736/TB-CĐKT; kế hoạch cùng kỳ khi lập báo cáo; minh chứng kết quả thực hiện.</w:t>
       </w:r>
     </w:p>
     <w:p>
@@ -603,22 +971,24 @@
         <w:ind w:firstLine="720"/>
         <w:jc w:val="both"/>
         <w:rPr>
+          <w:sz w:val="28"/>
+          <w:szCs w:val="28"/>
+        </w:rPr>
+      </w:pPr>
+      <w:r>
+        <w:rPr>
           <w:b/>
-          <w:bCs/>
-          <w:iCs/>
           <w:sz w:val="28"/>
           <w:szCs w:val="28"/>
         </w:rPr>
-      </w:pPr>
+        <w:t xml:space="preserve">Lưu ý: </w:t>
+      </w:r>
       <w:r>
         <w:rPr>
-          <w:b/>
-          <w:bCs/>
-          <w:iCs/>
           <w:sz w:val="28"/>
           <w:szCs w:val="28"/>
         </w:rPr>
-        <w:t>I. GIỚI THIỆU VỀ BỘ CÔNG CỤ</w:t>
+        <w:t>Tài khoản Claude AI Team được kiểm soát lưu lượng sử dụng theo kỳ; chỉ dùng cho công việc chuyên môn thuộc phạm vi Bộ công cụ, không dùng vào hỏi đáp thông thường.</w:t>
       </w:r>
     </w:p>
     <w:p>
@@ -636,376 +1006,6 @@
           <w:b/>
           <w:sz w:val="28"/>
         </w:rPr>
-        <w:t>1. Giới thiệu chung</w:t>
-      </w:r>
-    </w:p>
-    <w:p>
-      <w:pPr>
-        <w:spacing w:before="120" w:after="120"/>
-        <w:ind w:firstLine="720"/>
-        <w:jc w:val="both"/>
-        <w:rPr>
-          <w:sz w:val="28"/>
-        </w:rPr>
-      </w:pPr>
-      <w:r>
-        <w:rPr>
-          <w:sz w:val="28"/>
-        </w:rPr>
-        <w:t>a) Bộ công cụ do Phòng TH-HC&amp;QT xây dựng theo nội dung 1 và nội dung 2 Kế hoạch số 848/KH-CĐKT, phục vụ chu trình quản trị nhiệm vụ khép kín: Kế hoạch – giao việc – theo dõi – kết quả, minh chứng – báo cáo – đánh giá – điều chỉnh kế hoạch. Mỗi nhiệm vụ được gắn một mã nhiệm vụ (Task_ID) dùng xuyên suốt từ kế hoạch đến báo cáo và minh chứng; Bộ công cụ khai thác kho dữ liệu dùng chung KTC-Database trên Google Drive (Phòng TH-HC&amp;QT quản lý).</w:t>
-      </w:r>
-    </w:p>
-    <w:p>
-      <w:pPr>
-        <w:spacing w:before="120" w:after="120"/>
-        <w:ind w:firstLine="720"/>
-        <w:jc w:val="both"/>
-        <w:rPr>
-          <w:sz w:val="28"/>
-        </w:rPr>
-      </w:pPr>
-      <w:r>
-        <w:rPr>
-          <w:sz w:val="28"/>
-        </w:rPr>
-        <w:lastRenderedPageBreak/>
-        <w:t>b) Khác với các công cụ AI nhà trường đã hướng dẫn trước đây (mỗi công cụ là một kỹ năng – skill, gồm tệp hướng dẫn SKILL.md và tài liệu kèm theo), KTC-Quan-tri được đóng gói dưới dạng plugin (bộ công cụ tích hợp) trên nền tảng Claude AI, gồm các thành phần:</w:t>
-      </w:r>
-    </w:p>
-    <w:p>
-      <w:pPr>
-        <w:spacing w:before="120" w:after="120"/>
-        <w:ind w:firstLine="720"/>
-        <w:jc w:val="both"/>
-        <w:rPr>
-          <w:sz w:val="28"/>
-        </w:rPr>
-      </w:pPr>
-      <w:r>
-        <w:rPr>
-          <w:sz w:val="28"/>
-        </w:rPr>
-        <w:t>- 8 kỹ năng (skills): Xây dựng kế hoạch; tổng hợp báo cáo; theo dõi nhiệm vụ; quản trị, điều phối; lập KPI cá nhân; tự đánh giá KPI cá nhân; soạn thảo văn bản; chuẩn thể thức sản phẩm. Claude tự chọn kỹ năng phù hợp với yêu cầu; đối với việc lập, tự đánh giá KPI cá nhân, báo cáo (kể cả viết đoạn đánh giá, tổng hợp bảng kết quả) hoặc có dữ liệu cá nhân, người dùng gọi đích danh kỹ năng (gõ “/”) hoặc kiểm tra kỹ năng đã được kích hoạt trước khi dùng kết quả; kết quả không có phần ghi trạng thái ở cuối là dấu hiệu kỹ năng chưa được kích hoạt.</w:t>
-      </w:r>
-    </w:p>
-    <w:p>
-      <w:pPr>
-        <w:spacing w:before="120" w:after="120"/>
-        <w:ind w:firstLine="720"/>
-        <w:jc w:val="both"/>
-        <w:rPr>
-          <w:sz w:val="28"/>
-        </w:rPr>
-      </w:pPr>
-      <w:r>
-        <w:rPr>
-          <w:sz w:val="28"/>
-        </w:rPr>
-        <w:t>- 7 tác tử kiểm tra (agents): Chạy độc lập để kiểm hồ sơ kế hoạch, báo cáo của đơn vị; tra cứu căn cứ; kiểm tra sản phẩm trước khi giao; quét hiệu lực văn bản viện dẫn; kiểm minh chứng; tự học và đề xuất cải tiến.</w:t>
-      </w:r>
-    </w:p>
-    <w:p>
-      <w:pPr>
-        <w:spacing w:before="120" w:after="120"/>
-        <w:ind w:firstLine="720"/>
-        <w:jc w:val="both"/>
-        <w:rPr>
-          <w:sz w:val="28"/>
-        </w:rPr>
-      </w:pPr>
-      <w:r>
-        <w:rPr>
-          <w:sz w:val="28"/>
-        </w:rPr>
-        <w:t>- Các thao tác tự động (hooks) trên Claude Cowork và Claude Code (đầy đủ từ phiên bản 1.3.2): Tự kiểm tra phiên bản; chặn các thao tác ghi, xóa đã nhận dạng được đối với kho KTC-Database và biểu mẫu chuẩn, chặn cả lệnh có nhắc tới kho, có dấu hiệu ghi nhưng không xác định được nơi ghi; đo thể thức tệp vừa tạo; ghi nhật ký vận hành, theo mặc định chỉ gồm thông tin mô tả, không ghi nội dung lời nhắn, câu lệnh (trừ khi người dùng chủ động chọn ghi), tự xóa sau 30 ngày. Thao tác chặn ghi là biện pháp hỗ trợ, không nhận dạng được lệnh đã mã hóa, biến hoặc liên kết đặt từ trước, chương trình viết sẵn trong tệp và không chạy khi máy thiếu Python; khi đầu phiên không hiện dòng “guard: HOẠT ĐỘNG”, người dùng chỉ dùng Bộ công cụ để đọc, soạn nháp, không để AI ghi, sửa tệp trên máy. Phân quyền chỉ đọc kho KTC-Database trên Google Drive là biện pháp bảo vệ chính.</w:t>
-      </w:r>
-    </w:p>
-    <w:p>
-      <w:pPr>
-        <w:spacing w:before="120" w:after="120"/>
-        <w:ind w:firstLine="720"/>
-        <w:jc w:val="both"/>
-        <w:rPr>
-          <w:sz w:val="28"/>
-        </w:rPr>
-      </w:pPr>
-      <w:r>
-        <w:rPr>
-          <w:sz w:val="28"/>
-        </w:rPr>
-        <w:t>- Các công cụ tính toán (script): Tính điểm, hệ số, tỷ lệ KPI, kiểm tra biểu mẫu Excel bằng thuật toán cố định, không phụ thuộc cách diễn đạt của AI.</w:t>
-      </w:r>
-    </w:p>
-    <w:p>
-      <w:pPr>
-        <w:spacing w:before="120" w:after="120"/>
-        <w:ind w:firstLine="720"/>
-        <w:jc w:val="both"/>
-        <w:rPr>
-          <w:sz w:val="28"/>
-        </w:rPr>
-      </w:pPr>
-      <w:r>
-        <w:rPr>
-          <w:sz w:val="28"/>
-        </w:rPr>
-        <w:t>c) Nền tảng sử dụng: Bộ công cụ vận hành trên 3 nền tảng của Claude AI, mỗi nền tảng chạy được một phần hoặc toàn bộ thành phần:</w:t>
-      </w:r>
-    </w:p>
-    <w:p>
-      <w:pPr>
-        <w:spacing w:before="120" w:after="120"/>
-        <w:ind w:firstLine="720"/>
-        <w:jc w:val="both"/>
-        <w:rPr>
-          <w:sz w:val="28"/>
-        </w:rPr>
-      </w:pPr>
-      <w:r>
-        <w:rPr>
-          <w:sz w:val="28"/>
-        </w:rPr>
-        <w:t>- Claude (trò chuyện trên trình duyệt hoặc ứng dụng Claude Desktop): Dùng được 8 kỹ năng; phù hợp lập kế hoạch, báo cáo của đơn vị, KPI cá nhân, soạn thảo văn bản; không có tác tử kiểm tra, thao tác tự động và chỉ xử lý nguồn dữ liệu người dùng chủ động cung cấp hoặc cho phép kết nối.</w:t>
-      </w:r>
-    </w:p>
-    <w:p>
-      <w:pPr>
-        <w:spacing w:before="120" w:after="120"/>
-        <w:ind w:firstLine="720"/>
-        <w:jc w:val="both"/>
-        <w:rPr>
-          <w:sz w:val="28"/>
-        </w:rPr>
-      </w:pPr>
-      <w:r>
-        <w:rPr>
-          <w:sz w:val="28"/>
-        </w:rPr>
-        <w:t>- Claude Cowork (trong ứng dụng Claude Desktop): Dùng được kỹ năng, tác tử kiểm tra và thao tác tự động; làm việc trực tiếp với tệp trên máy tính khi được cấp quyền; phù hợp tổng hợp nhiều hồ sơ đơn vị.</w:t>
-      </w:r>
-    </w:p>
-    <w:p>
-      <w:pPr>
-        <w:spacing w:before="120" w:after="120"/>
-        <w:ind w:firstLine="720"/>
-        <w:jc w:val="both"/>
-        <w:rPr>
-          <w:sz w:val="28"/>
-        </w:rPr>
-      </w:pPr>
-      <w:r>
-        <w:rPr>
-          <w:sz w:val="28"/>
-        </w:rPr>
-        <w:t>- Claude Code: Chạy đầy đủ mọi thành phần, là nền tảng đã được kiểm thử trên dữ liệu giả lập, đo được thể thức thật của tệp Word và theo dõi thay đổi (Track Changes); Phòng TH-HC&amp;QT sử dụng khi tổng hợp, kiểm tra cấp Trường.</w:t>
-      </w:r>
-    </w:p>
-    <w:p>
-      <w:pPr>
-        <w:spacing w:before="120" w:after="120"/>
-        <w:ind w:firstLine="720"/>
-        <w:jc w:val="both"/>
-        <w:rPr>
-          <w:sz w:val="28"/>
-        </w:rPr>
-      </w:pPr>
-      <w:r>
-        <w:rPr>
-          <w:sz w:val="28"/>
-        </w:rPr>
-        <w:t>- Trên Claude và Claude Cowork, việc đo thể thức và theo dõi thay đổi chỉ thực hiện được khi môi trường chạy được công cụ đo; trường hợp không chạy được, Bộ công cụ ghi rõ “chưa xác minh bằng công cụ đo”, người dùng không coi sản phẩm là đã đạt chuẩn thể thức.</w:t>
-      </w:r>
-    </w:p>
-    <w:p>
-      <w:pPr>
-        <w:spacing w:before="120" w:after="120"/>
-        <w:ind w:firstLine="720"/>
-        <w:jc w:val="both"/>
-        <w:rPr>
-          <w:sz w:val="28"/>
-        </w:rPr>
-      </w:pPr>
-      <w:r>
-        <w:rPr>
-          <w:b/>
-          <w:i/>
-          <w:sz w:val="28"/>
-        </w:rPr>
-        <w:t>Lưu ý:</w:t>
-      </w:r>
-    </w:p>
-    <w:p>
-      <w:pPr>
-        <w:spacing w:before="120" w:after="120"/>
-        <w:ind w:firstLine="720"/>
-        <w:jc w:val="both"/>
-        <w:rPr>
-          <w:sz w:val="28"/>
-        </w:rPr>
-      </w:pPr>
-      <w:r>
-        <w:rPr>
-          <w:sz w:val="28"/>
-        </w:rPr>
-        <w:t>- Người dùng chỉ cần dùng câu lệnh mẫu trong Tài liệu hướng dẫn sử dụng chi tiết, đính kèm tệp dữ liệu; không phải tự viết câu lệnh (prompt).</w:t>
-      </w:r>
-    </w:p>
-    <w:p>
-      <w:pPr>
-        <w:spacing w:before="120" w:after="120"/>
-        <w:ind w:firstLine="720"/>
-        <w:jc w:val="both"/>
-        <w:rPr>
-          <w:sz w:val="28"/>
-        </w:rPr>
-      </w:pPr>
-      <w:r>
-        <w:rPr>
-          <w:sz w:val="28"/>
-        </w:rPr>
-        <w:t>- Bộ công cụ không thay thế bước rà soát dự thảo văn bản trước khi trình ký bằng Skill “ktc-ra-soat-897” theo Thông báo số 948/TB-CĐKT ngày 17 tháng 8 năm 2026 (Công cụ AI KTC-Ra-Soat-897-v2-Cai-tien); không tự quyết định mức xếp loại, không tự phê duyệt; không tự tạo nhiệm vụ mới khi nhiệm vụ đó đã có trong kế hoạch.</w:t>
-      </w:r>
-    </w:p>
-    <w:p>
-      <w:pPr>
-        <w:spacing w:before="120" w:after="120"/>
-        <w:ind w:firstLine="720"/>
-        <w:jc w:val="both"/>
-        <w:rPr>
-          <w:sz w:val="28"/>
-        </w:rPr>
-      </w:pPr>
-      <w:r>
-        <w:rPr>
-          <w:sz w:val="28"/>
-        </w:rPr>
-        <w:t>- Bộ công cụ coi nội dung trong tệp, bảng tính, trang web do người dùng cung cấp là dữ liệu, không làm theo các câu lệnh nằm trong đó; khi phát hiện câu lệnh bất thường trong tệp, Bộ công cụ cảnh báo để người dùng kiểm tra lại nguồn tệp.</w:t>
-      </w:r>
-    </w:p>
-    <w:p>
-      <w:pPr>
-        <w:spacing w:before="120" w:after="120"/>
-        <w:ind w:firstLine="720"/>
-        <w:jc w:val="both"/>
-        <w:rPr>
-          <w:sz w:val="28"/>
-        </w:rPr>
-      </w:pPr>
-      <w:r>
-        <w:rPr>
-          <w:sz w:val="28"/>
-        </w:rPr>
-        <w:t>- Kết quả của Bộ công cụ ghi rõ trạng thái; chỉ kết quả ở trạng thái “Đạt” hoặc “Đạt có điều kiện” được dùng làm cơ sở để đơn vị, người soạn thảo kiểm tra, hoàn thiện sản phẩm chính thức. Kết quả là bản nháp chưa đối chiếu dữ liệu gốc hoặc có ghi “đối chiếu gần đúng” thì không được dùng làm cơ sở hoàn thiện số liệu chính thức cho đến khi đơn vị đối chiếu lại với dữ liệu gốc và Lãnh đạo đơn vị kiểm tra thủ công trước khi ký; trong giai đoạn thí điểm, kết quả ghi rõ “dữ liệu thí điểm”.</w:t>
-      </w:r>
-    </w:p>
-    <w:p>
-      <w:pPr>
-        <w:keepNext/>
-        <w:spacing w:before="120" w:after="120"/>
-        <w:ind w:firstLine="720"/>
-        <w:jc w:val="both"/>
-        <w:rPr>
-          <w:sz w:val="28"/>
-        </w:rPr>
-      </w:pPr>
-      <w:r>
-        <w:rPr>
-          <w:b/>
-          <w:sz w:val="28"/>
-        </w:rPr>
-        <w:t>2. Các yêu cầu cần thiết để sử dụng</w:t>
-      </w:r>
-    </w:p>
-    <w:p>
-      <w:pPr>
-        <w:spacing w:before="120" w:after="120"/>
-        <w:ind w:firstLine="720"/>
-        <w:jc w:val="both"/>
-        <w:rPr>
-          <w:sz w:val="28"/>
-        </w:rPr>
-      </w:pPr>
-      <w:r>
-        <w:rPr>
-          <w:sz w:val="28"/>
-        </w:rPr>
-        <w:t>- Tài khoản Claude AI Team do nhà trường cấp theo Thông báo số 924/TB-CĐKT ngày 11 tháng 8 năm 2026, hoặc tài khoản Claude trả phí (Pro, Max); trên tài khoản cá nhân chỉ xử lý văn bản đã ban hành, công khai hoặc dữ liệu giả lập, không xử lý dữ liệu nội bộ, dữ liệu cá nhân. Tài khoản miễn phí không sử dụng được plugin.</w:t>
-      </w:r>
-    </w:p>
-    <w:p>
-      <w:pPr>
-        <w:spacing w:before="120" w:after="120"/>
-        <w:ind w:firstLine="720"/>
-        <w:jc w:val="both"/>
-        <w:rPr>
-          <w:sz w:val="28"/>
-        </w:rPr>
-      </w:pPr>
-      <w:r>
-        <w:rPr>
-          <w:sz w:val="28"/>
-        </w:rPr>
-        <w:t>- Tài khoản Google của đơn vị được cấp quyền đọc thư mục KTC-Database; bật kết nối Google Drive trong Claude.</w:t>
-      </w:r>
-    </w:p>
-    <w:p>
-      <w:pPr>
-        <w:spacing w:before="120" w:after="120"/>
-        <w:ind w:firstLine="720"/>
-        <w:jc w:val="both"/>
-        <w:rPr>
-          <w:sz w:val="28"/>
-        </w:rPr>
-      </w:pPr>
-      <w:r>
-        <w:rPr>
-          <w:sz w:val="28"/>
-        </w:rPr>
-        <w:t>- Tệp kế hoạch, báo cáo theo đúng mẫu Phụ lục Thông báo số 736/TB-CĐKT; kế hoạch cùng kỳ khi lập báo cáo; minh chứng kết quả thực hiện.</w:t>
-      </w:r>
-    </w:p>
-    <w:p>
-      <w:pPr>
-        <w:widowControl w:val="0"/>
-        <w:spacing w:before="120" w:after="120"/>
-        <w:ind w:firstLine="720"/>
-        <w:jc w:val="both"/>
-        <w:rPr>
-          <w:sz w:val="28"/>
-          <w:szCs w:val="28"/>
-        </w:rPr>
-      </w:pPr>
-      <w:r>
-        <w:rPr>
-          <w:b/>
-          <w:sz w:val="28"/>
-          <w:szCs w:val="28"/>
-        </w:rPr>
-        <w:t xml:space="preserve">Lưu ý: </w:t>
-      </w:r>
-      <w:r>
-        <w:rPr>
-          <w:sz w:val="28"/>
-          <w:szCs w:val="28"/>
-        </w:rPr>
-        <w:t>Tài khoản Claude AI Team được kiểm soát lưu lượng sử dụng theo kỳ; chỉ dùng cho công việc chuyên môn thuộc phạm vi Bộ công cụ, không dùng vào hỏi đáp thông thường.</w:t>
-      </w:r>
-    </w:p>
-    <w:p>
-      <w:pPr>
-        <w:keepNext/>
-        <w:spacing w:before="120" w:after="120"/>
-        <w:ind w:firstLine="720"/>
-        <w:jc w:val="both"/>
-        <w:rPr>
-          <w:sz w:val="28"/>
-        </w:rPr>
-      </w:pPr>
-      <w:r>
-        <w:rPr>
-          <w:b/>
-          <w:sz w:val="28"/>
-        </w:rPr>
         <w:t>3. Cài đặt Bộ công cụ</w:t>
       </w:r>
     </w:p>
@@ -1022,7 +1022,7 @@
         <w:rPr>
           <w:sz w:val="28"/>
         </w:rPr>
-        <w:t>a) Cài ở cấp tổ chức (Hệ thống Claude AI Team của Trường): Phòng QLKHCN&amp;HTPT, bằng tài khoản Chủ sở hữu (Owner), tải tệp plugin tại mục Organization settings &gt; Plugins &amp; skills &gt; Marketplaces &gt; Add &gt; Upload a plugin; sau đó đặt chế độ phân phối tại mục Inventory &gt; Default access. Bộ công cụ được phân phối ở chế độ “Available to install” (người dùng tự cài); việc chuyển “Installed by default” (cài sẵn cho mọi tài khoản) hoặc “Required” (bắt buộc) thực hiện theo quyết định của Hiệu trưởng. Dữ liệu nội bộ, dữ liệu cá nhân chỉ được xử lý trong phạm vi được phép theo Thông báo số 924/TB-CĐKT; kho KTC-Database được phân quyền chỉ đọc đối với tài khoản người dùng.</w:t>
+        <w:t>a) Cài ở cấp tổ chức (Hệ thống Claude AI Team của Trường): Phòng QLKHCN&amp;HTPT, bằng tài khoản Chủ sở hữu (Owner), tải tệp plugin tại mục Organization settings &gt; Plugins &amp; skills &gt; Marketplaces &gt; Add &gt; Upload a plugin; sau đó đặt chế độ phân phối tại mục Inventory &gt; Default access. Bộ công cụ được phân phối ở chế độ “Available to install” (người dùng tự cài); việc chuyển “Installed by default” (cài sẵn cho mọi tài khoản) hoặc “Required” (bắt buộc) thực hiện theo quyết định của Hiệu trưởng. Việc xử lý dữ liệu nội bộ, dữ liệu cá nhân tuân thủ yêu cầu an toàn, bảo mật tại Thông báo số 924/TB-CĐKT và phần Lưu ý Mục II Thông báo này; kho KTC-Database được phân quyền chỉ đọc đối với tài khoản người dùng.</w:t>
       </w:r>
     </w:p>
     <w:p>

--- a/30-Ket-Qua/2026-10-10/Soan-Thao/TB_Huong-dan-su-dung-cong-cu-AI-KTC-Quan-tri_20261010_v9_ban-sach.docx
+++ b/30-Ket-Qua/2026-10-10/Soan-Thao/TB_Huong-dan-su-dung-cong-cu-AI-KTC-Quan-tri_20261010_v9_ban-sach.docx
@@ -813,7 +813,7 @@
         <w:rPr>
           <w:sz w:val="28"/>
         </w:rPr>
-        <w:t>- Trên Claude và Claude Cowork, việc đo thể thức và theo dõi thay đổi chỉ thực hiện được khi môi trường chạy được công cụ đo; trường hợp không chạy được, Bộ công cụ ghi rõ “chưa xác minh bằng công cụ đo”, người dùng không coi sản phẩm là đã đạt chuẩn thể thức.</w:t>
+        <w:t>- Trên Claude và Claude Cowork, việc đo thể thức và theo dõi thay đổi chỉ thực hiện được khi môi trường chạy được công cụ đo; trường hợp không chạy được, Bộ công cụ ghi rõ “chưa xác minh bằng công cụ đo”, người dùng không coi sản phẩm là đã đạt chuẩn thể thức. Bộ công cụ đã được kiểm thử theo bộ ca trên Claude Code; trên Claude và Claude Cowork mới dùng thử, chưa kiểm thử theo bộ ca, việc kiểm thử đầy đủ được bổ sung trong quá trình vận hành.</w:t>
       </w:r>
     </w:p>
     <w:p>
@@ -988,7 +988,7 @@
           <w:sz w:val="28"/>
           <w:szCs w:val="28"/>
         </w:rPr>
-        <w:t>Tài khoản Claude AI Team được kiểm soát lưu lượng sử dụng theo kỳ; chỉ dùng cho công việc chuyên môn thuộc phạm vi Bộ công cụ, không dùng vào hỏi đáp thông thường.</w:t>
+        <w:t>Tài khoản Claude AI Team được kiểm soát lưu lượng sử dụng theo kỳ; chỉ dùng cho công việc chuyên môn thuộc phạm vi Bộ công cụ, không dùng vào hỏi đáp thông thường; sử dụng mô hình Claude Sonnet 5 hoặc Claude Opus 5.5, không dùng mô hình Claude Haiku 4.5 để soạn văn bản, phần căn cứ của văn bản.</w:t>
       </w:r>
     </w:p>
     <w:p>
@@ -1531,7 +1531,7 @@
           <w:sz w:val="28"/>
           <w:szCs w:val="28"/>
         </w:rPr>
-        <w:t>Lập kế hoạch và danh mục sản phẩm KPI quý theo mẫu của nhóm vị trí việc làm, trình Trưởng đơn vị phê duyệt.</w:t>
+        <w:t>Lập kế hoạch và danh mục sản phẩm KPI quý theo mẫu của nhóm vị trí việc làm, trình Trưởng đơn vị phê duyệt; khi Bộ công cụ hỏi cách quy đổi khối lượng, chọn quy đổi theo hệ số sản phẩm tại Danh mục ban hành kèm theo Quyết định số 2119/QĐ-CĐKT ngày 28 tháng 9 năm 2026 của Hiệu trưởng Trường Cao đẳng Kon Tum ban hành Danh mục sản phẩm, công việc (phương án “A”), không nhân với hệ số mức độ công việc.</w:t>
       </w:r>
     </w:p>
     <w:p>

--- a/30-Ket-Qua/2026-10-10/Soan-Thao/TB_Huong-dan-su-dung-cong-cu-AI-KTC-Quan-tri_20261010_v9_ban-sach.docx
+++ b/30-Ket-Qua/2026-10-10/Soan-Thao/TB_Huong-dan-su-dung-cong-cu-AI-KTC-Quan-tri_20261010_v9_ban-sach.docx
@@ -813,7 +813,7 @@
         <w:rPr>
           <w:sz w:val="28"/>
         </w:rPr>
-        <w:t>- Trên Claude và Claude Cowork, việc đo thể thức và theo dõi thay đổi chỉ thực hiện được khi môi trường chạy được công cụ đo; trường hợp không chạy được, Bộ công cụ ghi rõ “chưa xác minh bằng công cụ đo”, người dùng không coi sản phẩm là đã đạt chuẩn thể thức. Bộ công cụ đã được kiểm thử theo bộ ca trên Claude Code; trên Claude và Claude Cowork mới dùng thử, chưa kiểm thử theo bộ ca, việc kiểm thử đầy đủ được bổ sung trong quá trình vận hành.</w:t>
+        <w:t>- Trên Claude và Claude Cowork, việc đo thể thức và theo dõi thay đổi chỉ thực hiện được khi môi trường chạy được công cụ đo; trường hợp không chạy được, Bộ công cụ ghi rõ “chưa xác minh bằng công cụ đo”, người dùng không coi sản phẩm là đã đạt chuẩn thể thức. Bộ công cụ đã được kiểm thử theo bộ ca trên Claude Code; trên Claude và Claude Cowork đã kiểm thử bằng tài khoản cá nhân của người phụ trách xây dựng và tài khoản của phòng TH-HC&amp;QT.</w:t>
       </w:r>
     </w:p>
     <w:p>
